--- a/src/etc_docgen/assets/templates/thiet-ke-kien-truc.docx
+++ b/src/etc_docgen/assets/templates/thiet-ke-kien-truc.docx
@@ -4448,7 +4448,7 @@
     </w:p>
     <w:p>
       <w:pPr>
-        <w:pStyle w:val="ETC_Content"/>
+        <w:pStyle w:val="ETCContent"/>
       </w:pPr>
       <w:r>
         <w:t xml:space="preserve">{{ architecture.purpose }}</w:t>
@@ -4500,7 +4500,7 @@
     </w:p>
     <w:p>
       <w:pPr>
-        <w:pStyle w:val="ETC_Content"/>
+        <w:pStyle w:val="ETCContent"/>
       </w:pPr>
       <w:r>
         <w:t xml:space="preserve">{{ architecture.scope }}</w:t>
@@ -5307,6 +5307,41 @@
     </w:p>
     <w:p>
       <w:pPr>
+        <w:pStyle w:val="ETCContent"/>
+      </w:pPr>
+      <w:r>
+        <w:t>{%p if architecture.architecture_diagram_image %}</w:t>
+      </w:r>
+    </w:p>
+    <w:p>
+      <w:pPr>
+        <w:pStyle w:val="ETCContent"/>
+      </w:pPr>
+      <w:r>
+        <w:rPr>
+          <w:i/>
+        </w:rPr>
+        <w:t>Hình: Sơ đồ kiến trúc tổng thể</w:t>
+      </w:r>
+    </w:p>
+    <w:p>
+      <w:pPr>
+        <w:pStyle w:val="ETCContent"/>
+      </w:pPr>
+      <w:r>
+        <w:t>{{ architecture.architecture_diagram_image }}</w:t>
+      </w:r>
+    </w:p>
+    <w:p>
+      <w:pPr>
+        <w:pStyle w:val="ETCContent"/>
+      </w:pPr>
+      <w:r>
+        <w:t>{%p endif %}</w:t>
+      </w:r>
+    </w:p>
+    <w:p>
+      <w:pPr>
         <w:pStyle w:val="AHeading3"/>
       </w:pPr>
       <w:r>
@@ -5336,15 +5371,15 @@
         <w:tblLook w:firstColumn="1" w:firstRow="1" w:lastColumn="0" w:lastRow="0" w:noHBand="0" w:noVBand="1" w:val="04A0"/>
       </w:tblPr>
       <w:tblGrid>
-        <w:gridCol w:w="2268"/>
-        <w:gridCol w:w="2268"/>
-        <w:gridCol w:w="2268"/>
-        <w:gridCol w:w="2268"/>
+        <w:gridCol w:w="2337"/>
+        <w:gridCol w:w="2337"/>
+        <w:gridCol w:w="2337"/>
+        <w:gridCol w:w="2337"/>
       </w:tblGrid>
       <w:tr>
         <w:tc>
           <w:tcPr>
-            <w:tcW w:type="dxa" w:w="2268"/>
+            <w:tcW w:type="dxa" w:w="2337"/>
           </w:tcPr>
           <w:p>
             <w:r>
@@ -5357,7 +5392,7 @@
         </w:tc>
         <w:tc>
           <w:tcPr>
-            <w:tcW w:type="dxa" w:w="2268"/>
+            <w:tcW w:type="dxa" w:w="2337"/>
           </w:tcPr>
           <w:p>
             <w:r>
@@ -5370,7 +5405,7 @@
         </w:tc>
         <w:tc>
           <w:tcPr>
-            <w:tcW w:type="dxa" w:w="2268"/>
+            <w:tcW w:type="dxa" w:w="2337"/>
           </w:tcPr>
           <w:p>
             <w:r>
@@ -5383,7 +5418,7 @@
         </w:tc>
         <w:tc>
           <w:tcPr>
-            <w:tcW w:type="dxa" w:w="2268"/>
+            <w:tcW w:type="dxa" w:w="2337"/>
           </w:tcPr>
           <w:p>
             <w:r>
@@ -5398,7 +5433,7 @@
       <w:tr>
         <w:tc>
           <w:tcPr>
-            <w:tcW w:type="dxa" w:w="2268"/>
+            <w:tcW w:type="dxa" w:w="2337"/>
           </w:tcPr>
           <w:p>
             <w:r>
@@ -5408,19 +5443,19 @@
         </w:tc>
         <w:tc>
           <w:tcPr>
-            <w:tcW w:type="dxa" w:w="2268"/>
+            <w:tcW w:type="dxa" w:w="2337"/>
           </w:tcPr>
           <w:p/>
         </w:tc>
         <w:tc>
           <w:tcPr>
-            <w:tcW w:type="dxa" w:w="2268"/>
+            <w:tcW w:type="dxa" w:w="2337"/>
           </w:tcPr>
           <w:p/>
         </w:tc>
         <w:tc>
           <w:tcPr>
-            <w:tcW w:type="dxa" w:w="2268"/>
+            <w:tcW w:type="dxa" w:w="2337"/>
           </w:tcPr>
           <w:p/>
         </w:tc>
@@ -5428,7 +5463,7 @@
       <w:tr>
         <w:tc>
           <w:tcPr>
-            <w:tcW w:type="dxa" w:w="2268"/>
+            <w:tcW w:type="dxa" w:w="2337"/>
           </w:tcPr>
           <w:p>
             <w:r>
@@ -5438,7 +5473,7 @@
         </w:tc>
         <w:tc>
           <w:tcPr>
-            <w:tcW w:type="dxa" w:w="2268"/>
+            <w:tcW w:type="dxa" w:w="2337"/>
           </w:tcPr>
           <w:p>
             <w:r>
@@ -5448,7 +5483,7 @@
         </w:tc>
         <w:tc>
           <w:tcPr>
-            <w:tcW w:type="dxa" w:w="2268"/>
+            <w:tcW w:type="dxa" w:w="2337"/>
           </w:tcPr>
           <w:p>
             <w:r>
@@ -5458,7 +5493,7 @@
         </w:tc>
         <w:tc>
           <w:tcPr>
-            <w:tcW w:type="dxa" w:w="2268"/>
+            <w:tcW w:type="dxa" w:w="2337"/>
           </w:tcPr>
           <w:p>
             <w:r>
@@ -5470,7 +5505,7 @@
       <w:tr>
         <w:tc>
           <w:tcPr>
-            <w:tcW w:type="dxa" w:w="2268"/>
+            <w:tcW w:type="dxa" w:w="2337"/>
           </w:tcPr>
           <w:p>
             <w:r>
@@ -5480,19 +5515,19 @@
         </w:tc>
         <w:tc>
           <w:tcPr>
-            <w:tcW w:type="dxa" w:w="2268"/>
+            <w:tcW w:type="dxa" w:w="2337"/>
           </w:tcPr>
           <w:p/>
         </w:tc>
         <w:tc>
           <w:tcPr>
-            <w:tcW w:type="dxa" w:w="2268"/>
+            <w:tcW w:type="dxa" w:w="2337"/>
           </w:tcPr>
           <w:p/>
         </w:tc>
         <w:tc>
           <w:tcPr>
-            <w:tcW w:type="dxa" w:w="2268"/>
+            <w:tcW w:type="dxa" w:w="2337"/>
           </w:tcPr>
           <w:p/>
         </w:tc>
@@ -5512,6 +5547,41 @@
       </w:pPr>
       <w:r>
         <w:t>{{ architecture.logical_description }}</w:t>
+      </w:r>
+    </w:p>
+    <w:p>
+      <w:pPr>
+        <w:pStyle w:val="ETCContent"/>
+      </w:pPr>
+      <w:r>
+        <w:t>{%p if architecture.logical_diagram_image %}</w:t>
+      </w:r>
+    </w:p>
+    <w:p>
+      <w:pPr>
+        <w:pStyle w:val="ETCContent"/>
+      </w:pPr>
+      <w:r>
+        <w:rPr>
+          <w:i/>
+        </w:rPr>
+        <w:t>Hình: Sơ đồ kiến trúc logic</w:t>
+      </w:r>
+    </w:p>
+    <w:p>
+      <w:pPr>
+        <w:pStyle w:val="ETCContent"/>
+      </w:pPr>
+      <w:r>
+        <w:t>{{ architecture.logical_diagram_image }}</w:t>
+      </w:r>
+    </w:p>
+    <w:p>
+      <w:pPr>
+        <w:pStyle w:val="ETCContent"/>
+      </w:pPr>
+      <w:r>
+        <w:t>{%p endif %}</w:t>
       </w:r>
     </w:p>
     <w:p>
@@ -5529,15 +5599,15 @@
         <w:tblLook w:firstColumn="1" w:firstRow="1" w:lastColumn="0" w:lastRow="0" w:noHBand="0" w:noVBand="1" w:val="04A0"/>
       </w:tblPr>
       <w:tblGrid>
-        <w:gridCol w:w="2268"/>
-        <w:gridCol w:w="2268"/>
-        <w:gridCol w:w="2268"/>
-        <w:gridCol w:w="2268"/>
+        <w:gridCol w:w="2337"/>
+        <w:gridCol w:w="2337"/>
+        <w:gridCol w:w="2337"/>
+        <w:gridCol w:w="2337"/>
       </w:tblGrid>
       <w:tr>
         <w:tc>
           <w:tcPr>
-            <w:tcW w:type="dxa" w:w="2268"/>
+            <w:tcW w:type="dxa" w:w="2337"/>
           </w:tcPr>
           <w:p>
             <w:r>
@@ -5550,7 +5620,7 @@
         </w:tc>
         <w:tc>
           <w:tcPr>
-            <w:tcW w:type="dxa" w:w="2268"/>
+            <w:tcW w:type="dxa" w:w="2337"/>
           </w:tcPr>
           <w:p>
             <w:r>
@@ -5563,7 +5633,7 @@
         </w:tc>
         <w:tc>
           <w:tcPr>
-            <w:tcW w:type="dxa" w:w="2268"/>
+            <w:tcW w:type="dxa" w:w="2337"/>
           </w:tcPr>
           <w:p>
             <w:r>
@@ -5576,7 +5646,7 @@
         </w:tc>
         <w:tc>
           <w:tcPr>
-            <w:tcW w:type="dxa" w:w="2268"/>
+            <w:tcW w:type="dxa" w:w="2337"/>
           </w:tcPr>
           <w:p>
             <w:r>
@@ -5591,7 +5661,7 @@
       <w:tr>
         <w:tc>
           <w:tcPr>
-            <w:tcW w:type="dxa" w:w="2268"/>
+            <w:tcW w:type="dxa" w:w="2337"/>
           </w:tcPr>
           <w:p>
             <w:r>
@@ -5601,19 +5671,19 @@
         </w:tc>
         <w:tc>
           <w:tcPr>
-            <w:tcW w:type="dxa" w:w="2268"/>
+            <w:tcW w:type="dxa" w:w="2337"/>
           </w:tcPr>
           <w:p/>
         </w:tc>
         <w:tc>
           <w:tcPr>
-            <w:tcW w:type="dxa" w:w="2268"/>
+            <w:tcW w:type="dxa" w:w="2337"/>
           </w:tcPr>
           <w:p/>
         </w:tc>
         <w:tc>
           <w:tcPr>
-            <w:tcW w:type="dxa" w:w="2268"/>
+            <w:tcW w:type="dxa" w:w="2337"/>
           </w:tcPr>
           <w:p/>
         </w:tc>
@@ -5621,7 +5691,7 @@
       <w:tr>
         <w:tc>
           <w:tcPr>
-            <w:tcW w:type="dxa" w:w="2268"/>
+            <w:tcW w:type="dxa" w:w="2337"/>
           </w:tcPr>
           <w:p>
             <w:r>
@@ -5631,7 +5701,7 @@
         </w:tc>
         <w:tc>
           <w:tcPr>
-            <w:tcW w:type="dxa" w:w="2268"/>
+            <w:tcW w:type="dxa" w:w="2337"/>
           </w:tcPr>
           <w:p>
             <w:r>
@@ -5641,7 +5711,7 @@
         </w:tc>
         <w:tc>
           <w:tcPr>
-            <w:tcW w:type="dxa" w:w="2268"/>
+            <w:tcW w:type="dxa" w:w="2337"/>
           </w:tcPr>
           <w:p>
             <w:r>
@@ -5651,7 +5721,7 @@
         </w:tc>
         <w:tc>
           <w:tcPr>
-            <w:tcW w:type="dxa" w:w="2268"/>
+            <w:tcW w:type="dxa" w:w="2337"/>
           </w:tcPr>
           <w:p>
             <w:r>
@@ -5663,7 +5733,7 @@
       <w:tr>
         <w:tc>
           <w:tcPr>
-            <w:tcW w:type="dxa" w:w="2268"/>
+            <w:tcW w:type="dxa" w:w="2337"/>
           </w:tcPr>
           <w:p>
             <w:r>
@@ -5673,19 +5743,19 @@
         </w:tc>
         <w:tc>
           <w:tcPr>
-            <w:tcW w:type="dxa" w:w="2268"/>
+            <w:tcW w:type="dxa" w:w="2337"/>
           </w:tcPr>
           <w:p/>
         </w:tc>
         <w:tc>
           <w:tcPr>
-            <w:tcW w:type="dxa" w:w="2268"/>
+            <w:tcW w:type="dxa" w:w="2337"/>
           </w:tcPr>
           <w:p/>
         </w:tc>
         <w:tc>
           <w:tcPr>
-            <w:tcW w:type="dxa" w:w="2268"/>
+            <w:tcW w:type="dxa" w:w="2337"/>
           </w:tcPr>
           <w:p/>
         </w:tc>
@@ -5721,6 +5791,41 @@
       </w:pPr>
       <w:r>
         <w:t>{{ architecture.data_description }}</w:t>
+      </w:r>
+    </w:p>
+    <w:p>
+      <w:pPr>
+        <w:pStyle w:val="ETCContent"/>
+      </w:pPr>
+      <w:r>
+        <w:t>{%p if architecture.data_diagram_image %}</w:t>
+      </w:r>
+    </w:p>
+    <w:p>
+      <w:pPr>
+        <w:pStyle w:val="ETCContent"/>
+      </w:pPr>
+      <w:r>
+        <w:rPr>
+          <w:i/>
+        </w:rPr>
+        <w:t>Hình: Sơ đồ mô hình dữ liệu</w:t>
+      </w:r>
+    </w:p>
+    <w:p>
+      <w:pPr>
+        <w:pStyle w:val="ETCContent"/>
+      </w:pPr>
+      <w:r>
+        <w:t>{{ architecture.data_diagram_image }}</w:t>
+      </w:r>
+    </w:p>
+    <w:p>
+      <w:pPr>
+        <w:pStyle w:val="ETCContent"/>
+      </w:pPr>
+      <w:r>
+        <w:t>{%p endif %}</w:t>
       </w:r>
     </w:p>
     <w:p>
@@ -5738,15 +5843,15 @@
         <w:tblLook w:firstColumn="1" w:firstRow="1" w:lastColumn="0" w:lastRow="0" w:noHBand="0" w:noVBand="1" w:val="04A0"/>
       </w:tblPr>
       <w:tblGrid>
-        <w:gridCol w:w="2268"/>
-        <w:gridCol w:w="2268"/>
-        <w:gridCol w:w="2268"/>
-        <w:gridCol w:w="2268"/>
+        <w:gridCol w:w="2337"/>
+        <w:gridCol w:w="2337"/>
+        <w:gridCol w:w="2337"/>
+        <w:gridCol w:w="2337"/>
       </w:tblGrid>
       <w:tr>
         <w:tc>
           <w:tcPr>
-            <w:tcW w:type="dxa" w:w="2268"/>
+            <w:tcW w:type="dxa" w:w="2337"/>
           </w:tcPr>
           <w:p>
             <w:r>
@@ -5759,7 +5864,7 @@
         </w:tc>
         <w:tc>
           <w:tcPr>
-            <w:tcW w:type="dxa" w:w="2268"/>
+            <w:tcW w:type="dxa" w:w="2337"/>
           </w:tcPr>
           <w:p>
             <w:r>
@@ -5772,7 +5877,7 @@
         </w:tc>
         <w:tc>
           <w:tcPr>
-            <w:tcW w:type="dxa" w:w="2268"/>
+            <w:tcW w:type="dxa" w:w="2337"/>
           </w:tcPr>
           <w:p>
             <w:r>
@@ -5785,7 +5890,7 @@
         </w:tc>
         <w:tc>
           <w:tcPr>
-            <w:tcW w:type="dxa" w:w="2268"/>
+            <w:tcW w:type="dxa" w:w="2337"/>
           </w:tcPr>
           <w:p>
             <w:r>
@@ -5800,7 +5905,7 @@
       <w:tr>
         <w:tc>
           <w:tcPr>
-            <w:tcW w:type="dxa" w:w="2268"/>
+            <w:tcW w:type="dxa" w:w="2337"/>
           </w:tcPr>
           <w:p>
             <w:r>
@@ -5810,19 +5915,19 @@
         </w:tc>
         <w:tc>
           <w:tcPr>
-            <w:tcW w:type="dxa" w:w="2268"/>
+            <w:tcW w:type="dxa" w:w="2337"/>
           </w:tcPr>
           <w:p/>
         </w:tc>
         <w:tc>
           <w:tcPr>
-            <w:tcW w:type="dxa" w:w="2268"/>
+            <w:tcW w:type="dxa" w:w="2337"/>
           </w:tcPr>
           <w:p/>
         </w:tc>
         <w:tc>
           <w:tcPr>
-            <w:tcW w:type="dxa" w:w="2268"/>
+            <w:tcW w:type="dxa" w:w="2337"/>
           </w:tcPr>
           <w:p/>
         </w:tc>
@@ -5830,7 +5935,7 @@
       <w:tr>
         <w:tc>
           <w:tcPr>
-            <w:tcW w:type="dxa" w:w="2268"/>
+            <w:tcW w:type="dxa" w:w="2337"/>
           </w:tcPr>
           <w:p>
             <w:r>
@@ -5840,7 +5945,7 @@
         </w:tc>
         <w:tc>
           <w:tcPr>
-            <w:tcW w:type="dxa" w:w="2268"/>
+            <w:tcW w:type="dxa" w:w="2337"/>
           </w:tcPr>
           <w:p>
             <w:r>
@@ -5850,7 +5955,7 @@
         </w:tc>
         <w:tc>
           <w:tcPr>
-            <w:tcW w:type="dxa" w:w="2268"/>
+            <w:tcW w:type="dxa" w:w="2337"/>
           </w:tcPr>
           <w:p>
             <w:r>
@@ -5860,7 +5965,7 @@
         </w:tc>
         <w:tc>
           <w:tcPr>
-            <w:tcW w:type="dxa" w:w="2268"/>
+            <w:tcW w:type="dxa" w:w="2337"/>
           </w:tcPr>
           <w:p>
             <w:r>
@@ -5872,7 +5977,7 @@
       <w:tr>
         <w:tc>
           <w:tcPr>
-            <w:tcW w:type="dxa" w:w="2268"/>
+            <w:tcW w:type="dxa" w:w="2337"/>
           </w:tcPr>
           <w:p>
             <w:r>
@@ -5882,19 +5987,19 @@
         </w:tc>
         <w:tc>
           <w:tcPr>
-            <w:tcW w:type="dxa" w:w="2268"/>
+            <w:tcW w:type="dxa" w:w="2337"/>
           </w:tcPr>
           <w:p/>
         </w:tc>
         <w:tc>
           <w:tcPr>
-            <w:tcW w:type="dxa" w:w="2268"/>
+            <w:tcW w:type="dxa" w:w="2337"/>
           </w:tcPr>
           <w:p/>
         </w:tc>
         <w:tc>
           <w:tcPr>
-            <w:tcW w:type="dxa" w:w="2268"/>
+            <w:tcW w:type="dxa" w:w="2337"/>
           </w:tcPr>
           <w:p/>
         </w:tc>
@@ -5914,6 +6019,41 @@
       </w:pPr>
       <w:r>
         <w:t>{{ architecture.integration_description }}</w:t>
+      </w:r>
+    </w:p>
+    <w:p>
+      <w:pPr>
+        <w:pStyle w:val="ETCContent"/>
+      </w:pPr>
+      <w:r>
+        <w:t>{%p if architecture.integration_diagram_image %}</w:t>
+      </w:r>
+    </w:p>
+    <w:p>
+      <w:pPr>
+        <w:pStyle w:val="ETCContent"/>
+      </w:pPr>
+      <w:r>
+        <w:rPr>
+          <w:i/>
+        </w:rPr>
+        <w:t>Hình: Sơ đồ tích hợp hệ thống</w:t>
+      </w:r>
+    </w:p>
+    <w:p>
+      <w:pPr>
+        <w:pStyle w:val="ETCContent"/>
+      </w:pPr>
+      <w:r>
+        <w:t>{{ architecture.integration_diagram_image }}</w:t>
+      </w:r>
+    </w:p>
+    <w:p>
+      <w:pPr>
+        <w:pStyle w:val="ETCContent"/>
+      </w:pPr>
+      <w:r>
+        <w:t>{%p endif %}</w:t>
       </w:r>
     </w:p>
     <w:p>
@@ -5931,16 +6071,16 @@
         <w:tblLook w:firstColumn="1" w:firstRow="1" w:lastColumn="0" w:lastRow="0" w:noHBand="0" w:noVBand="1" w:val="04A0"/>
       </w:tblPr>
       <w:tblGrid>
-        <w:gridCol w:w="1814"/>
-        <w:gridCol w:w="1814"/>
-        <w:gridCol w:w="1814"/>
-        <w:gridCol w:w="1814"/>
-        <w:gridCol w:w="1814"/>
+        <w:gridCol w:w="1870"/>
+        <w:gridCol w:w="1870"/>
+        <w:gridCol w:w="1870"/>
+        <w:gridCol w:w="1870"/>
+        <w:gridCol w:w="1870"/>
       </w:tblGrid>
       <w:tr>
         <w:tc>
           <w:tcPr>
-            <w:tcW w:type="dxa" w:w="1814"/>
+            <w:tcW w:type="dxa" w:w="1870"/>
           </w:tcPr>
           <w:p>
             <w:r>
@@ -5953,7 +6093,7 @@
         </w:tc>
         <w:tc>
           <w:tcPr>
-            <w:tcW w:type="dxa" w:w="1814"/>
+            <w:tcW w:type="dxa" w:w="1870"/>
           </w:tcPr>
           <w:p>
             <w:r>
@@ -5966,7 +6106,7 @@
         </w:tc>
         <w:tc>
           <w:tcPr>
-            <w:tcW w:type="dxa" w:w="1814"/>
+            <w:tcW w:type="dxa" w:w="1870"/>
           </w:tcPr>
           <w:p>
             <w:r>
@@ -5979,7 +6119,7 @@
         </w:tc>
         <w:tc>
           <w:tcPr>
-            <w:tcW w:type="dxa" w:w="1814"/>
+            <w:tcW w:type="dxa" w:w="1870"/>
           </w:tcPr>
           <w:p>
             <w:r>
@@ -5992,7 +6132,7 @@
         </w:tc>
         <w:tc>
           <w:tcPr>
-            <w:tcW w:type="dxa" w:w="1814"/>
+            <w:tcW w:type="dxa" w:w="1870"/>
           </w:tcPr>
           <w:p>
             <w:r>
@@ -6007,7 +6147,7 @@
       <w:tr>
         <w:tc>
           <w:tcPr>
-            <w:tcW w:type="dxa" w:w="1814"/>
+            <w:tcW w:type="dxa" w:w="1870"/>
           </w:tcPr>
           <w:p>
             <w:r>
@@ -6017,25 +6157,25 @@
         </w:tc>
         <w:tc>
           <w:tcPr>
-            <w:tcW w:type="dxa" w:w="1814"/>
+            <w:tcW w:type="dxa" w:w="1870"/>
           </w:tcPr>
           <w:p/>
         </w:tc>
         <w:tc>
           <w:tcPr>
-            <w:tcW w:type="dxa" w:w="1814"/>
+            <w:tcW w:type="dxa" w:w="1870"/>
           </w:tcPr>
           <w:p/>
         </w:tc>
         <w:tc>
           <w:tcPr>
-            <w:tcW w:type="dxa" w:w="1814"/>
+            <w:tcW w:type="dxa" w:w="1870"/>
           </w:tcPr>
           <w:p/>
         </w:tc>
         <w:tc>
           <w:tcPr>
-            <w:tcW w:type="dxa" w:w="1814"/>
+            <w:tcW w:type="dxa" w:w="1870"/>
           </w:tcPr>
           <w:p/>
         </w:tc>
@@ -6043,7 +6183,7 @@
       <w:tr>
         <w:tc>
           <w:tcPr>
-            <w:tcW w:type="dxa" w:w="1814"/>
+            <w:tcW w:type="dxa" w:w="1870"/>
           </w:tcPr>
           <w:p>
             <w:r>
@@ -6053,7 +6193,7 @@
         </w:tc>
         <w:tc>
           <w:tcPr>
-            <w:tcW w:type="dxa" w:w="1814"/>
+            <w:tcW w:type="dxa" w:w="1870"/>
           </w:tcPr>
           <w:p>
             <w:r>
@@ -6063,7 +6203,7 @@
         </w:tc>
         <w:tc>
           <w:tcPr>
-            <w:tcW w:type="dxa" w:w="1814"/>
+            <w:tcW w:type="dxa" w:w="1870"/>
           </w:tcPr>
           <w:p>
             <w:r>
@@ -6073,7 +6213,7 @@
         </w:tc>
         <w:tc>
           <w:tcPr>
-            <w:tcW w:type="dxa" w:w="1814"/>
+            <w:tcW w:type="dxa" w:w="1870"/>
           </w:tcPr>
           <w:p>
             <w:r>
@@ -6083,7 +6223,7 @@
         </w:tc>
         <w:tc>
           <w:tcPr>
-            <w:tcW w:type="dxa" w:w="1814"/>
+            <w:tcW w:type="dxa" w:w="1870"/>
           </w:tcPr>
           <w:p>
             <w:r>
@@ -6095,7 +6235,7 @@
       <w:tr>
         <w:tc>
           <w:tcPr>
-            <w:tcW w:type="dxa" w:w="1814"/>
+            <w:tcW w:type="dxa" w:w="1870"/>
           </w:tcPr>
           <w:p>
             <w:r>
@@ -6105,25 +6245,25 @@
         </w:tc>
         <w:tc>
           <w:tcPr>
-            <w:tcW w:type="dxa" w:w="1814"/>
+            <w:tcW w:type="dxa" w:w="1870"/>
           </w:tcPr>
           <w:p/>
         </w:tc>
         <w:tc>
           <w:tcPr>
-            <w:tcW w:type="dxa" w:w="1814"/>
+            <w:tcW w:type="dxa" w:w="1870"/>
           </w:tcPr>
           <w:p/>
         </w:tc>
         <w:tc>
           <w:tcPr>
-            <w:tcW w:type="dxa" w:w="1814"/>
+            <w:tcW w:type="dxa" w:w="1870"/>
           </w:tcPr>
           <w:p/>
         </w:tc>
         <w:tc>
           <w:tcPr>
-            <w:tcW w:type="dxa" w:w="1814"/>
+            <w:tcW w:type="dxa" w:w="1870"/>
           </w:tcPr>
           <w:p/>
         </w:tc>
@@ -6144,15 +6284,15 @@
         <w:tblLook w:firstColumn="1" w:firstRow="1" w:lastColumn="0" w:lastRow="0" w:noHBand="0" w:noVBand="1" w:val="04A0"/>
       </w:tblPr>
       <w:tblGrid>
-        <w:gridCol w:w="2268"/>
-        <w:gridCol w:w="2268"/>
-        <w:gridCol w:w="2268"/>
-        <w:gridCol w:w="2268"/>
+        <w:gridCol w:w="2337"/>
+        <w:gridCol w:w="2337"/>
+        <w:gridCol w:w="2337"/>
+        <w:gridCol w:w="2337"/>
       </w:tblGrid>
       <w:tr>
         <w:tc>
           <w:tcPr>
-            <w:tcW w:type="dxa" w:w="2268"/>
+            <w:tcW w:type="dxa" w:w="2337"/>
           </w:tcPr>
           <w:p>
             <w:r>
@@ -6165,7 +6305,7 @@
         </w:tc>
         <w:tc>
           <w:tcPr>
-            <w:tcW w:type="dxa" w:w="2268"/>
+            <w:tcW w:type="dxa" w:w="2337"/>
           </w:tcPr>
           <w:p>
             <w:r>
@@ -6178,7 +6318,7 @@
         </w:tc>
         <w:tc>
           <w:tcPr>
-            <w:tcW w:type="dxa" w:w="2268"/>
+            <w:tcW w:type="dxa" w:w="2337"/>
           </w:tcPr>
           <w:p>
             <w:r>
@@ -6191,7 +6331,7 @@
         </w:tc>
         <w:tc>
           <w:tcPr>
-            <w:tcW w:type="dxa" w:w="2268"/>
+            <w:tcW w:type="dxa" w:w="2337"/>
           </w:tcPr>
           <w:p>
             <w:r>
@@ -6206,7 +6346,7 @@
       <w:tr>
         <w:tc>
           <w:tcPr>
-            <w:tcW w:type="dxa" w:w="2268"/>
+            <w:tcW w:type="dxa" w:w="2337"/>
           </w:tcPr>
           <w:p>
             <w:r>
@@ -6216,19 +6356,19 @@
         </w:tc>
         <w:tc>
           <w:tcPr>
-            <w:tcW w:type="dxa" w:w="2268"/>
+            <w:tcW w:type="dxa" w:w="2337"/>
           </w:tcPr>
           <w:p/>
         </w:tc>
         <w:tc>
           <w:tcPr>
-            <w:tcW w:type="dxa" w:w="2268"/>
+            <w:tcW w:type="dxa" w:w="2337"/>
           </w:tcPr>
           <w:p/>
         </w:tc>
         <w:tc>
           <w:tcPr>
-            <w:tcW w:type="dxa" w:w="2268"/>
+            <w:tcW w:type="dxa" w:w="2337"/>
           </w:tcPr>
           <w:p/>
         </w:tc>
@@ -6236,7 +6376,7 @@
       <w:tr>
         <w:tc>
           <w:tcPr>
-            <w:tcW w:type="dxa" w:w="2268"/>
+            <w:tcW w:type="dxa" w:w="2337"/>
           </w:tcPr>
           <w:p>
             <w:r>
@@ -6246,7 +6386,7 @@
         </w:tc>
         <w:tc>
           <w:tcPr>
-            <w:tcW w:type="dxa" w:w="2268"/>
+            <w:tcW w:type="dxa" w:w="2337"/>
           </w:tcPr>
           <w:p>
             <w:r>
@@ -6256,7 +6396,7 @@
         </w:tc>
         <w:tc>
           <w:tcPr>
-            <w:tcW w:type="dxa" w:w="2268"/>
+            <w:tcW w:type="dxa" w:w="2337"/>
           </w:tcPr>
           <w:p>
             <w:r>
@@ -6266,7 +6406,7 @@
         </w:tc>
         <w:tc>
           <w:tcPr>
-            <w:tcW w:type="dxa" w:w="2268"/>
+            <w:tcW w:type="dxa" w:w="2337"/>
           </w:tcPr>
           <w:p>
             <w:r>
@@ -6278,7 +6418,7 @@
       <w:tr>
         <w:tc>
           <w:tcPr>
-            <w:tcW w:type="dxa" w:w="2268"/>
+            <w:tcW w:type="dxa" w:w="2337"/>
           </w:tcPr>
           <w:p>
             <w:r>
@@ -6288,19 +6428,19 @@
         </w:tc>
         <w:tc>
           <w:tcPr>
-            <w:tcW w:type="dxa" w:w="2268"/>
+            <w:tcW w:type="dxa" w:w="2337"/>
           </w:tcPr>
           <w:p/>
         </w:tc>
         <w:tc>
           <w:tcPr>
-            <w:tcW w:type="dxa" w:w="2268"/>
+            <w:tcW w:type="dxa" w:w="2337"/>
           </w:tcPr>
           <w:p/>
         </w:tc>
         <w:tc>
           <w:tcPr>
-            <w:tcW w:type="dxa" w:w="2268"/>
+            <w:tcW w:type="dxa" w:w="2337"/>
           </w:tcPr>
           <w:p/>
         </w:tc>
@@ -6320,6 +6460,41 @@
       </w:pPr>
       <w:r>
         <w:t>{{ architecture.deployment_description }}</w:t>
+      </w:r>
+    </w:p>
+    <w:p>
+      <w:pPr>
+        <w:pStyle w:val="ETCContent"/>
+      </w:pPr>
+      <w:r>
+        <w:t>{%p if architecture.deployment_diagram_image %}</w:t>
+      </w:r>
+    </w:p>
+    <w:p>
+      <w:pPr>
+        <w:pStyle w:val="ETCContent"/>
+      </w:pPr>
+      <w:r>
+        <w:rPr>
+          <w:i/>
+        </w:rPr>
+        <w:t>Hình: Sơ đồ kiến trúc triển khai</w:t>
+      </w:r>
+    </w:p>
+    <w:p>
+      <w:pPr>
+        <w:pStyle w:val="ETCContent"/>
+      </w:pPr>
+      <w:r>
+        <w:t>{{ architecture.deployment_diagram_image }}</w:t>
+      </w:r>
+    </w:p>
+    <w:p>
+      <w:pPr>
+        <w:pStyle w:val="ETCContent"/>
+      </w:pPr>
+      <w:r>
+        <w:t>{%p endif %}</w:t>
       </w:r>
     </w:p>
     <w:p>
@@ -6337,14 +6512,14 @@
         <w:tblLook w:firstColumn="1" w:firstRow="1" w:lastColumn="0" w:lastRow="0" w:noHBand="0" w:noVBand="1" w:val="04A0"/>
       </w:tblPr>
       <w:tblGrid>
-        <w:gridCol w:w="3024"/>
-        <w:gridCol w:w="3024"/>
-        <w:gridCol w:w="3024"/>
+        <w:gridCol w:w="3116"/>
+        <w:gridCol w:w="3116"/>
+        <w:gridCol w:w="3116"/>
       </w:tblGrid>
       <w:tr>
         <w:tc>
           <w:tcPr>
-            <w:tcW w:type="dxa" w:w="3024"/>
+            <w:tcW w:type="dxa" w:w="3116"/>
           </w:tcPr>
           <w:p>
             <w:r>
@@ -6357,7 +6532,7 @@
         </w:tc>
         <w:tc>
           <w:tcPr>
-            <w:tcW w:type="dxa" w:w="3024"/>
+            <w:tcW w:type="dxa" w:w="3116"/>
           </w:tcPr>
           <w:p>
             <w:r>
@@ -6370,7 +6545,7 @@
         </w:tc>
         <w:tc>
           <w:tcPr>
-            <w:tcW w:type="dxa" w:w="3024"/>
+            <w:tcW w:type="dxa" w:w="3116"/>
           </w:tcPr>
           <w:p>
             <w:r>
@@ -6385,7 +6560,7 @@
       <w:tr>
         <w:tc>
           <w:tcPr>
-            <w:tcW w:type="dxa" w:w="3024"/>
+            <w:tcW w:type="dxa" w:w="3116"/>
           </w:tcPr>
           <w:p>
             <w:r>
@@ -6395,13 +6570,13 @@
         </w:tc>
         <w:tc>
           <w:tcPr>
-            <w:tcW w:type="dxa" w:w="3024"/>
+            <w:tcW w:type="dxa" w:w="3116"/>
           </w:tcPr>
           <w:p/>
         </w:tc>
         <w:tc>
           <w:tcPr>
-            <w:tcW w:type="dxa" w:w="3024"/>
+            <w:tcW w:type="dxa" w:w="3116"/>
           </w:tcPr>
           <w:p/>
         </w:tc>
@@ -6409,7 +6584,7 @@
       <w:tr>
         <w:tc>
           <w:tcPr>
-            <w:tcW w:type="dxa" w:w="3024"/>
+            <w:tcW w:type="dxa" w:w="3116"/>
           </w:tcPr>
           <w:p>
             <w:r>
@@ -6419,7 +6594,7 @@
         </w:tc>
         <w:tc>
           <w:tcPr>
-            <w:tcW w:type="dxa" w:w="3024"/>
+            <w:tcW w:type="dxa" w:w="3116"/>
           </w:tcPr>
           <w:p>
             <w:r>
@@ -6429,7 +6604,7 @@
         </w:tc>
         <w:tc>
           <w:tcPr>
-            <w:tcW w:type="dxa" w:w="3024"/>
+            <w:tcW w:type="dxa" w:w="3116"/>
           </w:tcPr>
           <w:p>
             <w:r>
@@ -6441,7 +6616,7 @@
       <w:tr>
         <w:tc>
           <w:tcPr>
-            <w:tcW w:type="dxa" w:w="3024"/>
+            <w:tcW w:type="dxa" w:w="3116"/>
           </w:tcPr>
           <w:p>
             <w:r>
@@ -6451,13 +6626,13 @@
         </w:tc>
         <w:tc>
           <w:tcPr>
-            <w:tcW w:type="dxa" w:w="3024"/>
+            <w:tcW w:type="dxa" w:w="3116"/>
           </w:tcPr>
           <w:p/>
         </w:tc>
         <w:tc>
           <w:tcPr>
-            <w:tcW w:type="dxa" w:w="3024"/>
+            <w:tcW w:type="dxa" w:w="3116"/>
           </w:tcPr>
           <w:p/>
         </w:tc>
@@ -6478,16 +6653,16 @@
         <w:tblLook w:firstColumn="1" w:firstRow="1" w:lastColumn="0" w:lastRow="0" w:noHBand="0" w:noVBand="1" w:val="04A0"/>
       </w:tblPr>
       <w:tblGrid>
-        <w:gridCol w:w="1814"/>
-        <w:gridCol w:w="1814"/>
-        <w:gridCol w:w="1814"/>
-        <w:gridCol w:w="1814"/>
-        <w:gridCol w:w="1814"/>
+        <w:gridCol w:w="1870"/>
+        <w:gridCol w:w="1870"/>
+        <w:gridCol w:w="1870"/>
+        <w:gridCol w:w="1870"/>
+        <w:gridCol w:w="1870"/>
       </w:tblGrid>
       <w:tr>
         <w:tc>
           <w:tcPr>
-            <w:tcW w:type="dxa" w:w="1814"/>
+            <w:tcW w:type="dxa" w:w="1870"/>
           </w:tcPr>
           <w:p>
             <w:r>
@@ -6500,7 +6675,7 @@
         </w:tc>
         <w:tc>
           <w:tcPr>
-            <w:tcW w:type="dxa" w:w="1814"/>
+            <w:tcW w:type="dxa" w:w="1870"/>
           </w:tcPr>
           <w:p>
             <w:r>
@@ -6513,7 +6688,7 @@
         </w:tc>
         <w:tc>
           <w:tcPr>
-            <w:tcW w:type="dxa" w:w="1814"/>
+            <w:tcW w:type="dxa" w:w="1870"/>
           </w:tcPr>
           <w:p>
             <w:r>
@@ -6526,7 +6701,7 @@
         </w:tc>
         <w:tc>
           <w:tcPr>
-            <w:tcW w:type="dxa" w:w="1814"/>
+            <w:tcW w:type="dxa" w:w="1870"/>
           </w:tcPr>
           <w:p>
             <w:r>
@@ -6539,7 +6714,7 @@
         </w:tc>
         <w:tc>
           <w:tcPr>
-            <w:tcW w:type="dxa" w:w="1814"/>
+            <w:tcW w:type="dxa" w:w="1870"/>
           </w:tcPr>
           <w:p>
             <w:r>
@@ -6554,7 +6729,7 @@
       <w:tr>
         <w:tc>
           <w:tcPr>
-            <w:tcW w:type="dxa" w:w="1814"/>
+            <w:tcW w:type="dxa" w:w="1870"/>
           </w:tcPr>
           <w:p>
             <w:r>
@@ -6564,25 +6739,25 @@
         </w:tc>
         <w:tc>
           <w:tcPr>
-            <w:tcW w:type="dxa" w:w="1814"/>
+            <w:tcW w:type="dxa" w:w="1870"/>
           </w:tcPr>
           <w:p/>
         </w:tc>
         <w:tc>
           <w:tcPr>
-            <w:tcW w:type="dxa" w:w="1814"/>
+            <w:tcW w:type="dxa" w:w="1870"/>
           </w:tcPr>
           <w:p/>
         </w:tc>
         <w:tc>
           <w:tcPr>
-            <w:tcW w:type="dxa" w:w="1814"/>
+            <w:tcW w:type="dxa" w:w="1870"/>
           </w:tcPr>
           <w:p/>
         </w:tc>
         <w:tc>
           <w:tcPr>
-            <w:tcW w:type="dxa" w:w="1814"/>
+            <w:tcW w:type="dxa" w:w="1870"/>
           </w:tcPr>
           <w:p/>
         </w:tc>
@@ -6590,7 +6765,7 @@
       <w:tr>
         <w:tc>
           <w:tcPr>
-            <w:tcW w:type="dxa" w:w="1814"/>
+            <w:tcW w:type="dxa" w:w="1870"/>
           </w:tcPr>
           <w:p>
             <w:r>
@@ -6600,7 +6775,7 @@
         </w:tc>
         <w:tc>
           <w:tcPr>
-            <w:tcW w:type="dxa" w:w="1814"/>
+            <w:tcW w:type="dxa" w:w="1870"/>
           </w:tcPr>
           <w:p>
             <w:r>
@@ -6610,7 +6785,7 @@
         </w:tc>
         <w:tc>
           <w:tcPr>
-            <w:tcW w:type="dxa" w:w="1814"/>
+            <w:tcW w:type="dxa" w:w="1870"/>
           </w:tcPr>
           <w:p>
             <w:r>
@@ -6620,7 +6795,7 @@
         </w:tc>
         <w:tc>
           <w:tcPr>
-            <w:tcW w:type="dxa" w:w="1814"/>
+            <w:tcW w:type="dxa" w:w="1870"/>
           </w:tcPr>
           <w:p>
             <w:r>
@@ -6630,7 +6805,7 @@
         </w:tc>
         <w:tc>
           <w:tcPr>
-            <w:tcW w:type="dxa" w:w="1814"/>
+            <w:tcW w:type="dxa" w:w="1870"/>
           </w:tcPr>
           <w:p>
             <w:r>
@@ -6642,7 +6817,7 @@
       <w:tr>
         <w:tc>
           <w:tcPr>
-            <w:tcW w:type="dxa" w:w="1814"/>
+            <w:tcW w:type="dxa" w:w="1870"/>
           </w:tcPr>
           <w:p>
             <w:r>
@@ -6652,25 +6827,25 @@
         </w:tc>
         <w:tc>
           <w:tcPr>
-            <w:tcW w:type="dxa" w:w="1814"/>
+            <w:tcW w:type="dxa" w:w="1870"/>
           </w:tcPr>
           <w:p/>
         </w:tc>
         <w:tc>
           <w:tcPr>
-            <w:tcW w:type="dxa" w:w="1814"/>
+            <w:tcW w:type="dxa" w:w="1870"/>
           </w:tcPr>
           <w:p/>
         </w:tc>
         <w:tc>
           <w:tcPr>
-            <w:tcW w:type="dxa" w:w="1814"/>
+            <w:tcW w:type="dxa" w:w="1870"/>
           </w:tcPr>
           <w:p/>
         </w:tc>
         <w:tc>
           <w:tcPr>
-            <w:tcW w:type="dxa" w:w="1814"/>
+            <w:tcW w:type="dxa" w:w="1870"/>
           </w:tcPr>
           <w:p/>
         </w:tc>
@@ -6690,6 +6865,41 @@
       </w:pPr>
       <w:r>
         <w:t>{{ architecture.security_description }}</w:t>
+      </w:r>
+    </w:p>
+    <w:p>
+      <w:pPr>
+        <w:pStyle w:val="ETCContent"/>
+      </w:pPr>
+      <w:r>
+        <w:t>{%p if architecture.security_diagram_image %}</w:t>
+      </w:r>
+    </w:p>
+    <w:p>
+      <w:pPr>
+        <w:pStyle w:val="ETCContent"/>
+      </w:pPr>
+      <w:r>
+        <w:rPr>
+          <w:i/>
+        </w:rPr>
+        <w:t>Hình: Sơ đồ kiến trúc bảo mật</w:t>
+      </w:r>
+    </w:p>
+    <w:p>
+      <w:pPr>
+        <w:pStyle w:val="ETCContent"/>
+      </w:pPr>
+      <w:r>
+        <w:t>{{ architecture.security_diagram_image }}</w:t>
+      </w:r>
+    </w:p>
+    <w:p>
+      <w:pPr>
+        <w:pStyle w:val="ETCContent"/>
+      </w:pPr>
+      <w:r>
+        <w:t>{%p endif %}</w:t>
       </w:r>
     </w:p>
     <w:p>
@@ -6739,14 +6949,14 @@
         <w:tblLook w:firstColumn="1" w:firstRow="1" w:lastColumn="0" w:lastRow="0" w:noHBand="0" w:noVBand="1" w:val="04A0"/>
       </w:tblPr>
       <w:tblGrid>
-        <w:gridCol w:w="3024"/>
-        <w:gridCol w:w="3024"/>
-        <w:gridCol w:w="3024"/>
+        <w:gridCol w:w="3116"/>
+        <w:gridCol w:w="3116"/>
+        <w:gridCol w:w="3116"/>
       </w:tblGrid>
       <w:tr>
         <w:tc>
           <w:tcPr>
-            <w:tcW w:type="dxa" w:w="3024"/>
+            <w:tcW w:type="dxa" w:w="3116"/>
           </w:tcPr>
           <w:p>
             <w:r>
@@ -6759,7 +6969,7 @@
         </w:tc>
         <w:tc>
           <w:tcPr>
-            <w:tcW w:type="dxa" w:w="3024"/>
+            <w:tcW w:type="dxa" w:w="3116"/>
           </w:tcPr>
           <w:p>
             <w:r>
@@ -6772,7 +6982,7 @@
         </w:tc>
         <w:tc>
           <w:tcPr>
-            <w:tcW w:type="dxa" w:w="3024"/>
+            <w:tcW w:type="dxa" w:w="3116"/>
           </w:tcPr>
           <w:p>
             <w:r>
@@ -6787,7 +6997,7 @@
       <w:tr>
         <w:tc>
           <w:tcPr>
-            <w:tcW w:type="dxa" w:w="3024"/>
+            <w:tcW w:type="dxa" w:w="3116"/>
           </w:tcPr>
           <w:p>
             <w:r>
@@ -6797,13 +7007,13 @@
         </w:tc>
         <w:tc>
           <w:tcPr>
-            <w:tcW w:type="dxa" w:w="3024"/>
+            <w:tcW w:type="dxa" w:w="3116"/>
           </w:tcPr>
           <w:p/>
         </w:tc>
         <w:tc>
           <w:tcPr>
-            <w:tcW w:type="dxa" w:w="3024"/>
+            <w:tcW w:type="dxa" w:w="3116"/>
           </w:tcPr>
           <w:p/>
         </w:tc>
@@ -6811,7 +7021,7 @@
       <w:tr>
         <w:tc>
           <w:tcPr>
-            <w:tcW w:type="dxa" w:w="3024"/>
+            <w:tcW w:type="dxa" w:w="3116"/>
           </w:tcPr>
           <w:p>
             <w:r>
@@ -6821,7 +7031,7 @@
         </w:tc>
         <w:tc>
           <w:tcPr>
-            <w:tcW w:type="dxa" w:w="3024"/>
+            <w:tcW w:type="dxa" w:w="3116"/>
           </w:tcPr>
           <w:p>
             <w:r>
@@ -6831,7 +7041,7 @@
         </w:tc>
         <w:tc>
           <w:tcPr>
-            <w:tcW w:type="dxa" w:w="3024"/>
+            <w:tcW w:type="dxa" w:w="3116"/>
           </w:tcPr>
           <w:p>
             <w:r>
@@ -6843,7 +7053,7 @@
       <w:tr>
         <w:tc>
           <w:tcPr>
-            <w:tcW w:type="dxa" w:w="3024"/>
+            <w:tcW w:type="dxa" w:w="3116"/>
           </w:tcPr>
           <w:p>
             <w:r>
@@ -6853,13 +7063,13 @@
         </w:tc>
         <w:tc>
           <w:tcPr>
-            <w:tcW w:type="dxa" w:w="3024"/>
+            <w:tcW w:type="dxa" w:w="3116"/>
           </w:tcPr>
           <w:p/>
         </w:tc>
         <w:tc>
           <w:tcPr>
-            <w:tcW w:type="dxa" w:w="3024"/>
+            <w:tcW w:type="dxa" w:w="3116"/>
           </w:tcPr>
           <w:p/>
         </w:tc>
@@ -6871,7 +7081,7 @@
       <w:headerReference w:type="even" r:id="rId16"/>
       <w:footerReference w:type="even" r:id="rId17"/>
       <w:pgSz w:w="11900" w:h="16840" w:orient="portrait"/>
-      <w:pgMar w:top="1440" w:right="1388" w:bottom="1440" w:left="1440" w:header="708" w:footer="708" w:gutter="0"/>
+      <w:pgMar w:top="1134" w:right="850" w:bottom="1134" w:left="1701" w:header="708" w:footer="708" w:gutter="0"/>
       <w:cols w:space="708"/>
       <w:titlePg/>
       <w:docGrid w:linePitch="360"/>
@@ -6911,174 +7121,47 @@
 <w:ftr xmlns:wpc="http://schemas.microsoft.com/office/word/2010/wordprocessingCanvas" xmlns:cx="http://schemas.microsoft.com/office/drawing/2014/chartex" xmlns:cx1="http://schemas.microsoft.com/office/drawing/2015/9/8/chartex" xmlns:cx2="http://schemas.microsoft.com/office/drawing/2015/10/21/chartex" xmlns:cx3="http://schemas.microsoft.com/office/drawing/2016/5/9/chartex" xmlns:cx4="http://schemas.microsoft.com/office/drawing/2016/5/10/chartex" xmlns:cx5="http://schemas.microsoft.com/office/drawing/2016/5/11/chartex" xmlns:cx6="http://schemas.microsoft.com/office/drawing/2016/5/12/chartex" xmlns:cx7="http://schemas.microsoft.com/office/drawing/2016/5/13/chartex" xmlns:cx8="http://schemas.microsoft.com/office/drawing/2016/5/14/chartex" xmlns:mc="http://schemas.openxmlformats.org/markup-compatibility/2006" xmlns:aink="http://schemas.microsoft.com/office/drawing/2016/ink" xmlns:am3d="http://schemas.microsoft.com/office/drawing/2017/model3d" xmlns:o="urn:schemas-microsoft-com:office:office" xmlns:oel="http://schemas.microsoft.com/office/2019/extlst" xmlns:r="http://schemas.openxmlformats.org/officeDocument/2006/relationships" xmlns:m="http://schemas.openxmlformats.org/officeDocument/2006/math" xmlns:v="urn:schemas-microsoft-com:vml" xmlns:wp14="http://schemas.microsoft.com/office/word/2010/wordprocessingDrawing" xmlns:wp="http://schemas.openxmlformats.org/drawingml/2006/wordprocessingDrawing" xmlns:w10="urn:schemas-microsoft-com:office:word" xmlns:w="http://schemas.openxmlformats.org/wordprocessingml/2006/main" xmlns:w14="http://schemas.microsoft.com/office/word/2010/wordml" xmlns:w15="http://schemas.microsoft.com/office/word/2012/wordml" xmlns:w16cex="http://schemas.microsoft.com/office/word/2018/wordml/cex" xmlns:w16cid="http://schemas.microsoft.com/office/word/2016/wordml/cid" xmlns:w16="http://schemas.microsoft.com/office/word/2018/wordml" xmlns:w16du="http://schemas.microsoft.com/office/word/2023/wordml/word16du" xmlns:w16sdtdh="http://schemas.microsoft.com/office/word/2020/wordml/sdtdatahash" xmlns:w16sdtfl="http://schemas.microsoft.com/office/word/2024/wordml/sdtformatlock" xmlns:w16se="http://schemas.microsoft.com/office/word/2015/wordml/symex" xmlns:wpg="http://schemas.microsoft.com/office/word/2010/wordprocessingGroup" xmlns:wpi="http://schemas.microsoft.com/office/word/2010/wordprocessingInk" xmlns:wne="http://schemas.microsoft.com/office/word/2006/wordml" xmlns:wps="http://schemas.microsoft.com/office/word/2010/wordprocessingShape" mc:Ignorable="w14 w15 w16se w16cid w16 w16cex w16sdtdh w16sdtfl w16du wp14">
   <w:p>
     <w:pPr>
-      <w:pStyle w:val="Footer"/>
+      <w:jc w:val="right"/>
+    </w:pPr>
+    <w:r>
       <w:rPr>
         <w:rFonts w:ascii="Times New Roman" w:hAnsi="Times New Roman" w:cs="Times New Roman"/>
-      </w:rPr>
-    </w:pPr>
-    <w:r>
-      <w:rPr>
-        <w:rFonts w:ascii="Times New Roman" w:hAnsi="Times New Roman" w:cs="Times New Roman"/>
-      </w:rPr>
-      <w:t>Mã</w:t>
-    </w:r>
-    <w:r>
-      <w:rPr>
-        <w:rFonts w:ascii="Times New Roman" w:hAnsi="Times New Roman" w:cs="Times New Roman"/>
-      </w:rPr>
-      <w:t xml:space="preserve">: </w:t>
-    </w:r>
-    <w:r>
-      <w:rPr>
-        <w:rFonts w:ascii="Times New Roman" w:hAnsi="Times New Roman" w:cs="Times New Roman"/>
-      </w:rPr>
-      <w:t>BM.</w:t>
-    </w:r>
-    <w:r>
-      <w:rPr>
-        <w:rFonts w:ascii="Times New Roman" w:hAnsi="Times New Roman" w:cs="Times New Roman"/>
-      </w:rPr>
-      <w:t>QT.04</w:t>
-    </w:r>
-    <w:r>
-      <w:rPr>
-        <w:rFonts w:ascii="Times New Roman" w:hAnsi="Times New Roman" w:cs="Times New Roman"/>
-      </w:rPr>
-      <w:t>.</w:t>
-    </w:r>
-    <w:r>
-      <w:rPr>
-        <w:rFonts w:ascii="Times New Roman" w:hAnsi="Times New Roman" w:cs="Times New Roman"/>
-      </w:rPr>
-      <w:t>05</w:t>
-    </w:r>
-    <w:r>
-      <w:rPr>
-        <w:rFonts w:ascii="Times New Roman" w:hAnsi="Times New Roman" w:cs="Times New Roman"/>
-      </w:rPr>
-      <w:t xml:space="preserve">PL: </w:t>
-    </w:r>
-    <w:r>
-      <w:rPr>
-        <w:rFonts w:ascii="Times New Roman" w:hAnsi="Times New Roman" w:cs="Times New Roman"/>
-      </w:rPr>
-      <w:t>Internal</w:t>
-    </w:r>
-    <w:r>
-      <w:rPr>
-        <w:rFonts w:ascii="Times New Roman" w:hAnsi="Times New Roman" w:cs="Times New Roman"/>
-      </w:rPr>
-      <w:t>Page</w:t>
-    </w:r>
-    <w:r>
-      <w:rPr>
-        <w:rFonts w:ascii="Times New Roman" w:hAnsi="Times New Roman" w:cs="Times New Roman"/>
-      </w:rPr>
-      <w:t xml:space="preserve"> </w:t>
-    </w:r>
-    <w:r>
-      <w:rPr>
-        <w:rFonts w:ascii="Times New Roman" w:hAnsi="Times New Roman" w:cs="Times New Roman"/>
-        <w:b w:val="1"/>
-        <w:bCs w:val="1"/>
-        <w:noProof/>
+        <w:sz w:val="22"/>
+        <w:szCs w:val="22"/>
       </w:rPr>
       <w:fldChar w:fldCharType="begin"/>
     </w:r>
     <w:r>
       <w:rPr>
         <w:rFonts w:ascii="Times New Roman" w:hAnsi="Times New Roman" w:cs="Times New Roman"/>
-        <w:b w:val="1"/>
-        <w:bCs w:val="1"/>
-      </w:rPr>
-      <w:instrText xml:space="preserve"> PAGE  \* Arabic  \* MERGEFORMAT </w:instrText>
+        <w:sz w:val="22"/>
+        <w:szCs w:val="22"/>
+      </w:rPr>
+      <w:instrText xml:space="preserve"> PAGE </w:instrText>
     </w:r>
     <w:r>
       <w:rPr>
         <w:rFonts w:ascii="Times New Roman" w:hAnsi="Times New Roman" w:cs="Times New Roman"/>
-        <w:b w:val="1"/>
-        <w:bCs w:val="1"/>
+        <w:sz w:val="22"/>
+        <w:szCs w:val="22"/>
       </w:rPr>
       <w:fldChar w:fldCharType="separate"/>
     </w:r>
     <w:r>
       <w:rPr>
         <w:rFonts w:ascii="Times New Roman" w:hAnsi="Times New Roman" w:cs="Times New Roman"/>
-        <w:b w:val="1"/>
-        <w:bCs w:val="1"/>
-        <w:noProof/>
+        <w:sz w:val="22"/>
+        <w:szCs w:val="22"/>
       </w:rPr>
       <w:t>1</w:t>
     </w:r>
     <w:r>
       <w:rPr>
         <w:rFonts w:ascii="Times New Roman" w:hAnsi="Times New Roman" w:cs="Times New Roman"/>
-        <w:b w:val="1"/>
-        <w:bCs w:val="1"/>
-        <w:noProof/>
+        <w:sz w:val="22"/>
+        <w:szCs w:val="22"/>
       </w:rPr>
       <w:fldChar w:fldCharType="end"/>
-    </w:r>
-    <w:r>
-      <w:rPr>
-        <w:rFonts w:ascii="Times New Roman" w:hAnsi="Times New Roman" w:cs="Times New Roman"/>
-      </w:rPr>
-      <w:t xml:space="preserve"> of </w:t>
-    </w:r>
-    <w:r>
-      <w:rPr>
-        <w:rFonts w:ascii="Times New Roman" w:hAnsi="Times New Roman" w:cs="Times New Roman"/>
-        <w:b w:val="1"/>
-        <w:bCs w:val="1"/>
-        <w:noProof/>
-      </w:rPr>
-      <w:fldChar w:fldCharType="begin"/>
-    </w:r>
-    <w:r>
-      <w:rPr>
-        <w:rFonts w:ascii="Times New Roman" w:hAnsi="Times New Roman" w:cs="Times New Roman"/>
-        <w:b w:val="1"/>
-        <w:bCs w:val="1"/>
-      </w:rPr>
-      <w:instrText xml:space="preserve"> NUMPAGES  \* Arabic  \* MERGEFORMAT </w:instrText>
-    </w:r>
-    <w:r>
-      <w:rPr>
-        <w:rFonts w:ascii="Times New Roman" w:hAnsi="Times New Roman" w:cs="Times New Roman"/>
-        <w:b w:val="1"/>
-        <w:bCs w:val="1"/>
-      </w:rPr>
-      <w:fldChar w:fldCharType="separate"/>
-    </w:r>
-    <w:r>
-      <w:rPr>
-        <w:rFonts w:ascii="Times New Roman" w:hAnsi="Times New Roman" w:cs="Times New Roman"/>
-        <w:b w:val="1"/>
-        <w:bCs w:val="1"/>
-        <w:noProof/>
-      </w:rPr>
-      <w:t>2</w:t>
-    </w:r>
-    <w:r>
-      <w:rPr>
-        <w:rFonts w:ascii="Times New Roman" w:hAnsi="Times New Roman" w:cs="Times New Roman"/>
-        <w:b w:val="1"/>
-        <w:bCs w:val="1"/>
-        <w:noProof/>
-      </w:rPr>
-      <w:fldChar w:fldCharType="end"/>
-    </w:r>
-    <w:r>
-      <w:rPr>
-        <w:rFonts w:ascii="Times New Roman" w:hAnsi="Times New Roman" w:cs="Times New Roman"/>
-      </w:rPr>
-      <w:ptab w:alignment="center" w:relativeTo="margin" w:leader="none"/>
-    </w:r>
-    <w:r>
-      <w:rPr>
-        <w:rFonts w:ascii="Times New Roman" w:hAnsi="Times New Roman" w:cs="Times New Roman"/>
-      </w:rPr>
-      <w:ptab w:alignment="right" w:relativeTo="margin" w:leader="none"/>
     </w:r>
   </w:p>
 </w:ftr>
@@ -7203,10 +7286,10 @@
       <w:rPr>
         <w:noProof/>
       </w:rPr>
-      <w:t>&lt;Mã dự án&gt; - Tài liệu thiết kế kiến trúc</w:t>
+      <w:t>{{ project.code }} - Tài liệu thiết kế kiến trúc</w:t>
       <w:tab/>
       <w:tab/>
-      <w:t>Phiên bản: &lt;xx&gt;</w:t>
+      <w:t>Phiên bản: {{ meta.version or '1.0' }}</w:t>
     </w:r>
     <w:r>
       <w:rPr>
@@ -15621,11 +15704,12 @@
       <w:jc w:val="both"/>
     </w:pPr>
     <w:rPr>
-      <w:rFonts w:ascii="Times New Roman Bold" w:hAnsi="Times New Roman Bold" w:eastAsia="Arial Unicode MS" w:cs="Times New Roman"/>
+      <w:rFonts w:ascii="Times New Roman" w:hAnsi="Times New Roman" w:eastAsia="Arial Unicode MS" w:cs="Times New Roman"/>
+      <w:b/>
       <w:bCs w:val="0"/>
       <w:color w:val="000000" w:themeColor="text1"/>
       <w:kern w:val="28"/>
-      <w:sz w:val="22"/>
+      <w:sz w:val="28"/>
       <w:szCs w:val="44"/>
       <w:lang w:val="en-AU"/>
     </w:rPr>
@@ -15645,13 +15729,15 @@
       </w:numPr>
       <w:shd w:val="clear" w:color="auto" w:fill="F2F2F2" w:themeFill="background1" w:themeFillShade="F2"/>
       <w:spacing w:before="160" w:after="160" w:line="288" w:lineRule="auto"/>
+      <w:jc w:val="both"/>
     </w:pPr>
     <w:rPr>
       <w:rFonts w:ascii="Times New Roman" w:hAnsi="Times New Roman" w:eastAsia="Arial Unicode MS" w:cs="Times New Roman"/>
+      <w:b/>
       <w:bCs w:val="0"/>
       <w:color w:val="000000" w:themeColor="text1"/>
       <w:kern w:val="28"/>
-      <w:sz w:val="22"/>
+      <w:sz w:val="26"/>
       <w:szCs w:val="44"/>
       <w:lang w:val="en-AU"/>
     </w:rPr>
@@ -15674,12 +15760,13 @@
     </w:pPr>
     <w:rPr>
       <w:rFonts w:ascii="Times New Roman" w:hAnsi="Times New Roman" w:eastAsia="Arial Unicode MS" w:cs="Times New Roman"/>
+      <w:b/>
       <w:bCs w:val="0"/>
       <w:i/>
       <w:iCs/>
       <w:color w:val="000000" w:themeColor="text1"/>
       <w:kern w:val="28"/>
-      <w:sz w:val="22"/>
+      <w:sz w:val="26"/>
       <w:szCs w:val="44"/>
       <w:lang w:val="en-AU"/>
     </w:rPr>
@@ -15702,12 +15789,15 @@
     </w:pPr>
     <w:rPr>
       <w:rFonts w:ascii="Times New Roman" w:hAnsi="Times New Roman" w:eastAsia="MS Mincho" w:cs="Times New Roman"/>
+      <w:b/>
       <w:bCs w:val="0"/>
+      <w:i/>
       <w:iCs w:val="0"/>
       <w:noProof/>
       <w:snapToGrid w:val="0"/>
       <w:color w:val="000000" w:themeColor="text1"/>
       <w:kern w:val="28"/>
+      <w:sz w:val="26"/>
       <w:szCs w:val="28"/>
       <w:lang w:val="en-AU" w:eastAsia="ja-JP"/>
     </w:rPr>
@@ -15882,10 +15972,11 @@
     <w:pPr>
       <w:widowControl w:val="0"/>
       <w:spacing w:before="120" w:after="0" w:line="312" w:lineRule="auto"/>
-      <w:jc w:val="center"/>
+      <w:jc w:val="both"/>
     </w:pPr>
     <w:rPr>
       <w:rFonts w:ascii="Times New Roman" w:hAnsi="Times New Roman" w:eastAsia="Times New Roman" w:cs="Times New Roman"/>
+      <w:sz w:val="26"/>
     </w:rPr>
   </w:style>
   <w:style w:type="table" w:styleId="ETCTableStyle" w:customStyle="1">

--- a/src/etc_docgen/assets/templates/thiet-ke-kien-truc.docx
+++ b/src/etc_docgen/assets/templates/thiet-ke-kien-truc.docx
@@ -7075,6 +7075,58 @@
         </w:tc>
       </w:tr>
     </w:tbl>
+    <w:p>
+      <w:pPr>
+        <w:pStyle w:val="Heading2"/>
+      </w:pPr>
+      <w:r>
+        <w:t>Tổng quan nghiệp vụ</w:t>
+      </w:r>
+    </w:p>
+    <w:p>
+      <w:r>
+        <w:t>{{ architecture.business_overview or '[CẦN BỔ SUNG: Tổng quan nghiệp vụ — Business view per Khung KT CPĐT 4.0]' }}</w:t>
+      </w:r>
+    </w:p>
+    <w:p>
+      <w:pPr>
+        <w:pStyle w:val="Heading2"/>
+      </w:pPr>
+      <w:r>
+        <w:t>Nguyên tắc thiết kế kiến trúc</w:t>
+      </w:r>
+    </w:p>
+    <w:p>
+      <w:r>
+        <w:t>{{ architecture.design_principles or '[CẦN BỔ SUNG: Nguyên tắc thiết kế — scalability, security-by-design, modularity, reusability]' }}</w:t>
+      </w:r>
+    </w:p>
+    <w:p>
+      <w:pPr>
+        <w:pStyle w:val="Heading2"/>
+      </w:pPr>
+      <w:r>
+        <w:t>Tổng quan nghiệp vụ</w:t>
+      </w:r>
+    </w:p>
+    <w:p>
+      <w:r>
+        <w:t>{{ architecture.business_overview or '[CẦN BỔ SUNG: Tổng quan nghiệp vụ — Business view per Khung KT CPĐT 4.0]' }}</w:t>
+      </w:r>
+    </w:p>
+    <w:p>
+      <w:pPr>
+        <w:pStyle w:val="Heading2"/>
+      </w:pPr>
+      <w:r>
+        <w:t>Nguyên tắc thiết kế kiến trúc</w:t>
+      </w:r>
+    </w:p>
+    <w:p>
+      <w:r>
+        <w:t>{{ architecture.design_principles or '[CẦN BỔ SUNG: Nguyên tắc thiết kế — scalability, security-by-design, modularity, reusability]' }}</w:t>
+      </w:r>
+    </w:p>
     <w:sectPr>
       <w:headerReference w:type="default" r:id="rId9"/>
       <w:footerReference w:type="default" r:id="rId10"/>
